--- a/Documentation/ANGEL-SWARM-use-case.docx
+++ b/Documentation/ANGEL-SWARM-use-case.docx
@@ -78,7 +78,7 @@
           <w:sz w:val="21"/>
           <w:szCs w:val="21"/>
         </w:rPr>
-        <w:t xml:space="preserve">Use case document · Version 6.5 · 5 September 2026</w:t>
+        <w:t xml:space="preserve">Use case document · Version 1.1 · 9 September 2026</w:t>
       </w:r>
     </w:p>
     <w:p>
@@ -191,7 +191,7 @@
           <w:sz w:val="21"/>
           <w:szCs w:val="21"/>
         </w:rPr>
-        <w:t xml:space="preserve"> for the current triage and proximity baseline running on the same casualty stream, the same aircraft and the same blood. Across all triage categories, 31 dead against 42.</w:t>
+        <w:t xml:space="preserve"> for CURRENT — TRIAGE &amp; PROXIMITY running on the same casualty stream, the same aircraft and the same blood. Across all triage categories, 31 dead against 42.</w:t>
       </w:r>
     </w:p>
     <w:p>
@@ -594,7 +594,25 @@
           <w:sz w:val="21"/>
           <w:szCs w:val="21"/>
         </w:rPr>
-        <w:t xml:space="preserve">The airframes exist and are programs of record. Casualty detection and assessment from an uncrewed platform is a crowded field with well-funded competitors. Blood packaging and aerial delivery of blood products have validated guidance behind them. Wearable physiological monitoring reaches the commander's common operating picture today.</w:t>
+        <w:t xml:space="preserve">The airframes exist and are programs of record. Casualty detection and assessment from an uncrewed platform is a crowded field with well-funded competitors. Blood packaging and aerial delivery of blood products have validated guidance behind them. Wearable physiological monitoring can feed a tactical picture; </w:t>
+      </w:r>
+      <w:r>
+        <w:rPr>
+          <w:b/>
+          <w:bCs/>
+          <w:color w:val="1A1A1A"/>
+          <w:sz w:val="21"/>
+          <w:szCs w:val="21"/>
+        </w:rPr>
+        <w:t xml:space="preserve">Sempulse Halo is an example monitor, CipherOx CRI M1 is the compensatory-reserve reference, and BATDOK-J is a separate plausible producer/interface.</w:t>
+      </w:r>
+      <w:r>
+        <w:rPr>
+          <w:color w:val="1A1A1A"/>
+          <w:sz w:val="21"/>
+          <w:szCs w:val="21"/>
+        </w:rPr>
+        <w:t xml:space="preserve"> That is an architectural distinction, not a claim that ANGEL SWARM has tested any of them.</w:t>
       </w:r>
     </w:p>
     <w:p>
@@ -1424,7 +1442,7 @@
           <w:sz w:val="21"/>
           <w:szCs w:val="21"/>
         </w:rPr>
-        <w:t xml:space="preserve">The baseline it is measured against is what is done today: current triage and proximity.</w:t>
+        <w:t xml:space="preserve">The baseline it is measured against is what is done today: CURRENT — TRIAGE &amp; PROXIMITY.</w:t>
       </w:r>
       <w:r>
         <w:rPr>
@@ -1468,13 +1486,13 @@
       </w:r>
       <w:r>
         <w:rPr>
-          <w:i/>
-          <w:iCs/>
-          <w:color w:val="1A1A1A"/>
-          <w:sz w:val="21"/>
-          <w:szCs w:val="21"/>
-        </w:rPr>
-        <w:t xml:space="preserve">current triage and proximity</w:t>
+          <w:b/>
+          <w:bCs/>
+          <w:color w:val="1A1A1A"/>
+          <w:sz w:val="21"/>
+          <w:szCs w:val="21"/>
+        </w:rPr>
+        <w:t xml:space="preserve">CURRENT — TRIAGE &amp; PROXIMITY</w:t>
       </w:r>
       <w:r>
         <w:rPr>
@@ -6209,61 +6227,7 @@
           <w:sz w:val="21"/>
           <w:szCs w:val="21"/>
         </w:rPr>
-        <w:t xml:space="preserve">The prototype now carries </w:t>
-      </w:r>
-      <w:r>
-        <w:rPr>
-          <w:b/>
-          <w:bCs/>
-          <w:color w:val="1A1A1A"/>
-          <w:sz w:val="21"/>
-          <w:szCs w:val="21"/>
-        </w:rPr>
-        <w:t xml:space="preserve">five levers on a War Game screen</w:t>
-      </w:r>
-      <w:r>
-        <w:rPr>
-          <w:color w:val="1A1A1A"/>
-          <w:sz w:val="21"/>
-          <w:szCs w:val="21"/>
-        </w:rPr>
-        <w:t xml:space="preserve">, each swept as a paired Monte Carlo against the shipped engine, and each applied to the shared world </w:t>
-      </w:r>
-      <w:r>
-        <w:rPr>
-          <w:b/>
-          <w:bCs/>
-          <w:color w:val="1A1A1A"/>
-          <w:sz w:val="21"/>
-          <w:szCs w:val="21"/>
-        </w:rPr>
-        <w:t xml:space="preserve">after the casualty stream is fixed and before either arm is built</w:t>
-      </w:r>
-      <w:r>
-        <w:rPr>
-          <w:color w:val="1A1A1A"/>
-          <w:sz w:val="21"/>
-          <w:szCs w:val="21"/>
-        </w:rPr>
-        <w:t xml:space="preserve"> — so every lever moves the force for </w:t>
-      </w:r>
-      <w:r>
-        <w:rPr>
-          <w:b/>
-          <w:bCs/>
-          <w:color w:val="1A1A1A"/>
-          <w:sz w:val="21"/>
-          <w:szCs w:val="21"/>
-        </w:rPr>
-        <w:t xml:space="preserve">both</w:t>
-      </w:r>
-      <w:r>
-        <w:rPr>
-          <w:color w:val="1A1A1A"/>
-          <w:sz w:val="21"/>
-          <w:szCs w:val="21"/>
-        </w:rPr>
-        <w:t xml:space="preserve"> arms.</w:t>
+        <w:t xml:space="preserve">War Game opens on the selected operation/scenario and its scenario-specific force assumptions. It carries five levers, each swept as a paired Monte Carlo against the shipped engine and applied to the same altered world after the casualty stream is fixed and before either arm is built.</w:t>
       </w:r>
     </w:p>
     <w:tbl>
@@ -6682,7 +6646,7 @@
                 <w:sz w:val="19"/>
                 <w:szCs w:val="19"/>
               </w:rPr>
-              <w:t xml:space="preserve">Responder qualification</w:t>
+              <w:t xml:space="preserve">Responder qualification/mix</w:t>
             </w:r>
           </w:p>
         </w:tc>
@@ -6716,7 +6680,7 @@
                 <w:sz w:val="19"/>
                 <w:szCs w:val="19"/>
               </w:rPr>
-              <w:t xml:space="preserve">How many on scene can give blood</w:t>
+              <w:t xml:space="preserve">The receiver-on-scene mix: how many can administer the required product</w:t>
             </w:r>
           </w:p>
         </w:tc>
@@ -6737,13 +6701,81 @@
       </w:pPr>
       <w:r>
         <w:rPr>
-          <w:b/>
-          <w:bCs/>
-          <w:color w:val="1A1A1A"/>
-          <w:sz w:val="21"/>
-          <w:szCs w:val="21"/>
-        </w:rPr>
-        <w:t xml:space="preserve">Launch points dominate the geometry, and responder qualification dominates everything.</w:t>
+          <w:color w:val="1A1A1A"/>
+          <w:sz w:val="21"/>
+          <w:szCs w:val="21"/>
+        </w:rPr>
+        <w:t xml:space="preserve">The UI supports </w:t>
+      </w:r>
+      <w:r>
+        <w:rPr>
+          <w:b/>
+          <w:bCs/>
+          <w:color w:val="1A1A1A"/>
+          <w:sz w:val="21"/>
+          <w:szCs w:val="21"/>
+        </w:rPr>
+        <w:t xml:space="preserve">20, 30 or 40 paired battles per setting</w:t>
+      </w:r>
+      <w:r>
+        <w:rPr>
+          <w:color w:val="1A1A1A"/>
+          <w:sz w:val="21"/>
+          <w:szCs w:val="21"/>
+        </w:rPr>
+        <w:t xml:space="preserve">, using deterministic contiguous seeds from </w:t>
+      </w:r>
+      <w:r>
+        <w:rPr>
+          <w:b/>
+          <w:bCs/>
+          <w:color w:val="1A1A1A"/>
+          <w:sz w:val="21"/>
+          <w:szCs w:val="21"/>
+        </w:rPr>
+        <w:t xml:space="preserve">1000</w:t>
+      </w:r>
+      <w:r>
+        <w:rPr>
+          <w:color w:val="1A1A1A"/>
+          <w:sz w:val="21"/>
+          <w:szCs w:val="21"/>
+        </w:rPr>
+        <w:t xml:space="preserve">. It runs either nominal published platform timing or the shipped observed-flight variability profile. Common random numbers keep ANGEL SWARM and </w:t>
+      </w:r>
+      <w:r>
+        <w:rPr>
+          <w:b/>
+          <w:bCs/>
+          <w:color w:val="1A1A1A"/>
+          <w:sz w:val="21"/>
+          <w:szCs w:val="21"/>
+        </w:rPr>
+        <w:t xml:space="preserve">CURRENT — TRIAGE &amp; PROXIMITY</w:t>
+      </w:r>
+      <w:r>
+        <w:rPr>
+          <w:color w:val="1A1A1A"/>
+          <w:sz w:val="21"/>
+          <w:szCs w:val="21"/>
+        </w:rPr>
+        <w:t xml:space="preserve"> in the same altered world at each seed. Triage error is the one asymmetric lever: it changes only CURRENT — TRIAGE &amp; PROXIMITY, because ANGEL SWARM does not consume triage category. Declared method differences also remain: ANGEL SWARM has telementoring and ANGEL-only in-flight abort/hold logic; CURRENT — TRIAGE &amp; PROXIMITY does not.</w:t>
+      </w:r>
+    </w:p>
+    <w:p>
+      <w:pPr>
+        <w:spacing w:after="140" w:before="60"/>
+        <w:jc w:val="left"/>
+      </w:pPr>
+      <w:r>
+        <w:rPr>
+          <w:b/>
+          <w:bCs/>
+          <w:color w:val="1A1A1A"/>
+          <w:sz w:val="21"/>
+          <w:szCs w:val="21"/>
+        </w:rPr>
+        <w:t xml:space="preserve">Launch points dominate the geometry, and responder qualification/mix dominates everything.</w:t>
       </w:r>
       <w:r>
         <w:rPr>
@@ -6821,7 +6853,7 @@
                 <w:sz w:val="19"/>
                 <w:szCs w:val="19"/>
               </w:rPr>
-              <w:t xml:space="preserve">Medics on scene</w:t>
+              <w:t xml:space="preserve">Qualified receivers on scene</w:t>
             </w:r>
           </w:p>
         </w:tc>
@@ -6889,7 +6921,7 @@
                 <w:sz w:val="19"/>
                 <w:szCs w:val="19"/>
               </w:rPr>
-              <w:t xml:space="preserve">CURRENT — T&amp;P</w:t>
+              <w:t xml:space="preserve">CURRENT — TRIAGE &amp; PROXIMITY</w:t>
             </w:r>
           </w:p>
         </w:tc>
@@ -7704,6 +7736,20 @@
     </w:p>
     <w:p>
       <w:pPr>
+        <w:spacing w:after="140" w:before="60"/>
+        <w:jc w:val="left"/>
+      </w:pPr>
+      <w:r>
+        <w:rPr>
+          <w:color w:val="1A1A1A"/>
+          <w:sz w:val="21"/>
+          <w:szCs w:val="21"/>
+        </w:rPr>
+        <w:t xml:space="preserve">A sweep is all-or-nothing. Progress counts completed paired battles; cancellation terminates every worker and retains no partial findings. Worker load, handshake timeout, protocol mismatch and engine/runtime failure do the same. Completed results bind the scenario, lever settings, seed range, variability and control mode to the paired gap, 95% confidence interval and better/tied/worse counts. Changing scenario or variability invalidates those results and regenerates their labels. To reproduce one, restore the displayed scenario and variability mode, select the displayed lever and 20/30/40 count, and rerun the displayed seed range beginning at 1000.</w:t>
+      </w:r>
+    </w:p>
+    <w:p>
+      <w:pPr>
         <w:pBdr>
           <w:bottom w:val="single" w:color="B9C4CE" w:sz="6" w:space="1"/>
         </w:pBdr>
@@ -8012,35 +8058,7 @@
           <w:sz w:val="21"/>
           <w:szCs w:val="21"/>
         </w:rPr>
-        <w:t xml:space="preserve"> ships in the package and runs </w:t>
-      </w:r>
-      <w:r>
-        <w:rPr>
-          <w:b/>
-          <w:bCs/>
-          <w:color w:val="1A1A1A"/>
-          <w:sz w:val="21"/>
-          <w:szCs w:val="21"/>
-        </w:rPr>
-        <w:t xml:space="preserve">118 assertions against the shipped engine</w:t>
-      </w:r>
-      <w:r>
-        <w:rPr>
-          <w:color w:val="1A1A1A"/>
-          <w:sz w:val="21"/>
-          <w:szCs w:val="21"/>
-        </w:rPr>
-        <w:t xml:space="preserve">, in the browser, offline, with nothing mocked — determinism and common random numbers, the reference result, the conservation invariants, the physiological deadline, payload and cold chain and receiver tier, range gating, triage precedence, the SHA-256 audit chain and its tamper-evidence, the seekable snapshot, all seven theatres, the levers and the Monte Carlo path, and directional sanity. </w:t>
-      </w:r>
-      <w:r>
-        <w:rPr>
-          <w:b/>
-          <w:bCs/>
-          <w:color w:val="1A1A1A"/>
-          <w:sz w:val="21"/>
-          <w:szCs w:val="21"/>
-        </w:rPr>
-        <w:t xml:space="preserve">118 pass, in 861 ms.</w:t>
+        <w:t xml:space="preserve"> ships in the package and checks the engine and host UI in the browser, offline, with nothing mocked. Coverage includes determinism and common random numbers, the reference result, conservation, physiological deadlines, payload/cold-chain/receiver constraints, range gating, CURRENT — TRIAGE &amp; PROXIMITY precedence, the audit chain, seekable snapshots, every scenario, levers, the War Game worker path, directional sanity and Resupply Tracking. Its live summary is authoritative; this document does not hardcode a check total.</w:t>
       </w:r>
     </w:p>
     <w:p>
@@ -8277,7 +8295,7 @@
           <w:sz w:val="21"/>
           <w:szCs w:val="21"/>
         </w:rPr>
-        <w:t xml:space="preserve">mirrors the operating principle of CipherOx CRM, FDA 510(k) K173929</w:t>
+        <w:t xml:space="preserve">mirrors the operating principle represented here by CipherOx CRI M1 (reference)</w:t>
       </w:r>
       <w:r>
         <w:rPr>
@@ -9220,14 +9238,14 @@
           <w:sz w:val="21"/>
           <w:szCs w:val="21"/>
         </w:rPr>
-        <w:t xml:space="preserve">An engine self-test that ships.</w:t>
-      </w:r>
-      <w:r>
-        <w:rPr>
-          <w:sz w:val="21"/>
-          <w:szCs w:val="21"/>
-        </w:rPr>
-        <w:t xml:space="preserve"> 118 assertions against the shipped engine, in the browser, offline. See §6.</w:t>
+        <w:t xml:space="preserve">A self-test that ships.</w:t>
+      </w:r>
+      <w:r>
+        <w:rPr>
+          <w:sz w:val="21"/>
+          <w:szCs w:val="21"/>
+        </w:rPr>
+        <w:t xml:space="preserve"> Browser-offline coverage of the engine and host UI, including determinism, common random numbers, scenarios, War Game worker behavior and standalone RESUPPLY TRACK behavior. Use its live summary; see §6.</w:t>
       </w:r>
     </w:p>
     <w:p>
@@ -9634,7 +9652,7 @@
                 <w:sz w:val="19"/>
                 <w:szCs w:val="19"/>
               </w:rPr>
-              <w:t xml:space="preserve">The monitor on the soldier.</w:t>
+              <w:t xml:space="preserve">The monitor on the soldier — Sempulse Halo (example); CipherOx CRI M1 (reference).</w:t>
             </w:r>
           </w:p>
         </w:tc>
@@ -9668,7 +9686,7 @@
                 <w:sz w:val="19"/>
                 <w:szCs w:val="19"/>
               </w:rPr>
-              <w:t xml:space="preserve">Fielded, and not ours. Consumed, not duplicated.</w:t>
+              <w:t xml:space="preserve">Not ours. A prospective input, not a tested integration.</w:t>
             </w:r>
           </w:p>
         </w:tc>
@@ -9741,7 +9759,7 @@
                 <w:sz w:val="19"/>
                 <w:szCs w:val="19"/>
               </w:rPr>
-              <w:t xml:space="preserve">Cursor on Target over TAK / ATAK / BATDOK — the feed the force already carries.</w:t>
+              <w:t xml:space="preserve">Cursor on Target over TAK / ATAK; BATDOK-J is a separate plausible producer/interface.</w:t>
             </w:r>
           </w:p>
         </w:tc>
@@ -9775,7 +9793,7 @@
                 <w:sz w:val="19"/>
                 <w:szCs w:val="19"/>
               </w:rPr>
-              <w:t xml:space="preserve">Built. Described below.</w:t>
+              <w:t xml:space="preserve">The generic receive path is built. Described below.</w:t>
             </w:r>
           </w:p>
         </w:tc>
@@ -10053,139 +10071,79 @@
           <w:sz w:val="21"/>
           <w:szCs w:val="21"/>
         </w:rPr>
-        <w:t xml:space="preserve"> and nothing here should be read as one. Nor is any integration claimed. AFRL's </w:t>
-      </w:r>
-      <w:r>
-        <w:rPr>
-          <w:b/>
-          <w:bCs/>
-          <w:color w:val="1A1A1A"/>
-          <w:sz w:val="21"/>
-          <w:szCs w:val="21"/>
-        </w:rPr>
-        <w:t xml:space="preserve">BATDOK</w:t>
-      </w:r>
-      <w:r>
-        <w:rPr>
-          <w:color w:val="1A1A1A"/>
-          <w:sz w:val="21"/>
-          <w:szCs w:val="21"/>
-        </w:rPr>
-        <w:t xml:space="preserve"> aggregates physiological monitors on a medic's end-user device and integrates with </w:t>
-      </w:r>
-      <w:r>
-        <w:rPr>
-          <w:b/>
-          <w:bCs/>
-          <w:color w:val="1A1A1A"/>
-          <w:sz w:val="21"/>
-          <w:szCs w:val="21"/>
-        </w:rPr>
-        <w:t xml:space="preserve">ATAK</w:t>
-      </w:r>
-      <w:r>
-        <w:rPr>
-          <w:color w:val="1A1A1A"/>
-          <w:sz w:val="21"/>
-          <w:szCs w:val="21"/>
-        </w:rPr>
-        <w:t xml:space="preserve">; Sempulse's </w:t>
-      </w:r>
-      <w:r>
-        <w:rPr>
-          <w:b/>
-          <w:bCs/>
-          <w:color w:val="1A1A1A"/>
-          <w:sz w:val="21"/>
-          <w:szCs w:val="21"/>
-        </w:rPr>
-        <w:t xml:space="preserve">Halo</w:t>
-      </w:r>
-      <w:r>
-        <w:rPr>
-          <w:color w:val="1A1A1A"/>
-          <w:sz w:val="21"/>
-          <w:szCs w:val="21"/>
-        </w:rPr>
-        <w:t xml:space="preserve"> ships pre-integrated with both. Flashback Technologies' </w:t>
-      </w:r>
-      <w:r>
-        <w:rPr>
-          <w:b/>
-          <w:bCs/>
-          <w:color w:val="1A1A1A"/>
-          <w:sz w:val="21"/>
-          <w:szCs w:val="21"/>
-        </w:rPr>
-        <w:t xml:space="preserve">CipherOx CRI M1</w:t>
-      </w:r>
-      <w:r>
-        <w:rPr>
-          <w:color w:val="1A1A1A"/>
-          <w:sz w:val="21"/>
-          <w:szCs w:val="21"/>
-        </w:rPr>
-        <w:t xml:space="preserve"> is a real, FDA-cleared compensatory-reserve monitor (De Novo DEN160020). </w:t>
-      </w:r>
-      <w:r>
-        <w:rPr>
-          <w:b/>
-          <w:bCs/>
-          <w:color w:val="1A1A1A"/>
-          <w:sz w:val="21"/>
-          <w:szCs w:val="21"/>
-        </w:rPr>
-        <w:t xml:space="preserve">We have integrated with none of them.</w:t>
-      </w:r>
-      <w:r>
-        <w:rPr>
-          <w:color w:val="1A1A1A"/>
-          <w:sz w:val="21"/>
-          <w:szCs w:val="21"/>
-        </w:rPr>
-        <w:t xml:space="preserve"> The claim is narrower and it is the one that matters: a wearable that already reaches ATAK or BATDOK reaches ANGEL SWARM with nothing new on the soldier, because what is accepted is the format their ecosystem already carries.</w:t>
-      </w:r>
-    </w:p>
-    <w:p>
-      <w:pPr>
-        <w:spacing w:after="140" w:before="60"/>
-        <w:jc w:val="left"/>
-      </w:pPr>
-      <w:r>
-        <w:rPr>
-          <w:b/>
-          <w:bCs/>
-          <w:color w:val="1A1A1A"/>
-          <w:sz w:val="21"/>
-          <w:szCs w:val="21"/>
-        </w:rPr>
-        <w:t xml:space="preserve">The security posture, stated plainly.</w:t>
-      </w:r>
-      <w:r>
-        <w:rPr>
-          <w:color w:val="1A1A1A"/>
-          <w:sz w:val="21"/>
-          <w:szCs w:val="21"/>
-        </w:rPr>
-        <w:t xml:space="preserve"> The listener is </w:t>
-      </w:r>
-      <w:r>
-        <w:rPr>
-          <w:b/>
-          <w:bCs/>
-          <w:color w:val="1A1A1A"/>
-          <w:sz w:val="21"/>
-          <w:szCs w:val="21"/>
-        </w:rPr>
-        <w:t xml:space="preserve">off unless `-cot :6969` is passed</w:t>
-      </w:r>
-      <w:r>
-        <w:rPr>
-          <w:color w:val="1A1A1A"/>
-          <w:sz w:val="21"/>
-          <w:szCs w:val="21"/>
-        </w:rPr>
-        <w:t xml:space="preserve">. When enabled it binds </w:t>
+        <w:t xml:space="preserve"> and nothing here should be read as one. The device roles are deliberately distinct: </w:t>
+      </w:r>
+      <w:r>
+        <w:rPr>
+          <w:b/>
+          <w:bCs/>
+          <w:color w:val="1A1A1A"/>
+          <w:sz w:val="21"/>
+          <w:szCs w:val="21"/>
+        </w:rPr>
+        <w:t xml:space="preserve">Sempulse Halo (example)</w:t>
+      </w:r>
+      <w:r>
+        <w:rPr>
+          <w:color w:val="1A1A1A"/>
+          <w:sz w:val="21"/>
+          <w:szCs w:val="21"/>
+        </w:rPr>
+        <w:t xml:space="preserve"> is an example wearable, </w:t>
+      </w:r>
+      <w:r>
+        <w:rPr>
+          <w:b/>
+          <w:bCs/>
+          <w:color w:val="1A1A1A"/>
+          <w:sz w:val="21"/>
+          <w:szCs w:val="21"/>
+        </w:rPr>
+        <w:t xml:space="preserve">CipherOx CRI M1 (reference)</w:t>
+      </w:r>
+      <w:r>
+        <w:rPr>
+          <w:color w:val="1A1A1A"/>
+          <w:sz w:val="21"/>
+          <w:szCs w:val="21"/>
+        </w:rPr>
+        <w:t xml:space="preserve"> is the compensatory-reserve reference, and </w:t>
+      </w:r>
+      <w:r>
+        <w:rPr>
+          <w:b/>
+          <w:bCs/>
+          <w:color w:val="1A1A1A"/>
+          <w:sz w:val="21"/>
+          <w:szCs w:val="21"/>
+        </w:rPr>
+        <w:t xml:space="preserve">BATDOK-J</w:t>
+      </w:r>
+      <w:r>
+        <w:rPr>
+          <w:color w:val="1A1A1A"/>
+          <w:sz w:val="21"/>
+          <w:szCs w:val="21"/>
+        </w:rPr>
+        <w:t xml:space="preserve"> is a separate plausible producer/interface at the medic edge. </w:t>
+      </w:r>
+      <w:r>
+        <w:rPr>
+          <w:b/>
+          <w:bCs/>
+          <w:color w:val="1A1A1A"/>
+          <w:sz w:val="21"/>
+          <w:szCs w:val="21"/>
+        </w:rPr>
+        <w:t xml:space="preserve">ANGEL SWARM has not tested an integration with any real Sempulse Halo, CipherOx CRI M1, or BATDOK-J.</w:t>
+      </w:r>
+      <w:r>
+        <w:rPr>
+          <w:color w:val="1A1A1A"/>
+          <w:sz w:val="21"/>
+          <w:szCs w:val="21"/>
+        </w:rPr>
+        <w:t xml:space="preserve"> No compatibility, military fielding, regulatory status or completed integration is claimed. The implemented claim is narrower: the launcher can receive the prototype's documented CoT </w:t>
       </w:r>
       <w:r>
         <w:rPr>
@@ -10194,75 +10152,57 @@
           <w:sz w:val="19"/>
           <w:szCs w:val="19"/>
         </w:rPr>
-        <w:t xml:space="preserve">127.0.0.1</w:t>
-      </w:r>
-      <w:r>
-        <w:rPr>
-          <w:color w:val="1A1A1A"/>
-          <w:sz w:val="21"/>
-          <w:szCs w:val="21"/>
-        </w:rPr>
-        <w:t xml:space="preserve"> unless </w:t>
-      </w:r>
-      <w:r>
-        <w:rPr>
-          <w:b/>
-          <w:bCs/>
-          <w:color w:val="1A1A1A"/>
-          <w:sz w:val="21"/>
-          <w:szCs w:val="21"/>
-        </w:rPr>
-        <w:t xml:space="preserve">`-cot-external` is also passed</w:t>
-      </w:r>
-      <w:r>
-        <w:rPr>
-          <w:color w:val="1A1A1A"/>
-          <w:sz w:val="21"/>
-          <w:szCs w:val="21"/>
-        </w:rPr>
-        <w:t xml:space="preserve"> — two flags, not one, to put a socket on a real interface. It is </w:t>
-      </w:r>
-      <w:r>
-        <w:rPr>
-          <w:b/>
-          <w:bCs/>
-          <w:color w:val="1A1A1A"/>
-          <w:sz w:val="21"/>
-          <w:szCs w:val="21"/>
-        </w:rPr>
-        <w:t xml:space="preserve">receive-only</w:t>
-      </w:r>
-      <w:r>
-        <w:rPr>
-          <w:color w:val="1A1A1A"/>
-          <w:sz w:val="21"/>
-          <w:szCs w:val="21"/>
-        </w:rPr>
-        <w:t xml:space="preserve">: it parses, it never replies, and it never originates a packet. The parser is bounded — a datagram over 8,192 bytes is dropped unread. With no listener running, behaviour is bit-identical to the build that had no ingest path at all: seed 42 in fair mode is still 23 against 34, the full sweep across four themes and four roles is clean, and there are zero off-origin requests.</w:t>
-      </w:r>
-    </w:p>
-    <w:p>
-      <w:pPr>
-        <w:spacing w:after="140" w:before="60"/>
-        <w:jc w:val="left"/>
-      </w:pPr>
-      <w:r>
-        <w:rPr>
-          <w:b/>
-          <w:bCs/>
-          <w:color w:val="1A1A1A"/>
-          <w:sz w:val="21"/>
-          <w:szCs w:val="21"/>
-        </w:rPr>
-        <w:t xml:space="preserve">A device emitter ships alongside it.</w:t>
-      </w:r>
-      <w:r>
-        <w:rPr>
-          <w:color w:val="1A1A1A"/>
-          <w:sz w:val="21"/>
-          <w:szCs w:val="21"/>
-        </w:rPr>
-        <w:t xml:space="preserve"> </w:t>
+        <w:t xml:space="preserve">&lt;detail&gt;</w:t>
+      </w:r>
+      <w:r>
+        <w:rPr>
+          <w:color w:val="1A1A1A"/>
+          <w:sz w:val="21"/>
+          <w:szCs w:val="21"/>
+        </w:rPr>
+        <w:t xml:space="preserve"> dialect.</w:t>
+      </w:r>
+    </w:p>
+    <w:p>
+      <w:pPr>
+        <w:spacing w:after="140" w:before="60"/>
+        <w:jc w:val="left"/>
+      </w:pPr>
+      <w:r>
+        <w:rPr>
+          <w:b/>
+          <w:bCs/>
+          <w:color w:val="1A1A1A"/>
+          <w:sz w:val="21"/>
+          <w:szCs w:val="21"/>
+        </w:rPr>
+        <w:t xml:space="preserve">The security posture, stated plainly.</w:t>
+      </w:r>
+      <w:r>
+        <w:rPr>
+          <w:color w:val="1A1A1A"/>
+          <w:sz w:val="21"/>
+          <w:szCs w:val="21"/>
+        </w:rPr>
+        <w:t xml:space="preserve"> The listener is </w:t>
+      </w:r>
+      <w:r>
+        <w:rPr>
+          <w:b/>
+          <w:bCs/>
+          <w:color w:val="1A1A1A"/>
+          <w:sz w:val="21"/>
+          <w:szCs w:val="21"/>
+        </w:rPr>
+        <w:t xml:space="preserve">off unless `-cot :6969` is passed</w:t>
+      </w:r>
+      <w:r>
+        <w:rPr>
+          <w:color w:val="1A1A1A"/>
+          <w:sz w:val="21"/>
+          <w:szCs w:val="21"/>
+        </w:rPr>
+        <w:t xml:space="preserve">. When enabled it binds </w:t>
       </w:r>
       <w:r>
         <w:rPr>
@@ -10271,6 +10211,83 @@
           <w:sz w:val="19"/>
           <w:szCs w:val="19"/>
         </w:rPr>
+        <w:t xml:space="preserve">127.0.0.1</w:t>
+      </w:r>
+      <w:r>
+        <w:rPr>
+          <w:color w:val="1A1A1A"/>
+          <w:sz w:val="21"/>
+          <w:szCs w:val="21"/>
+        </w:rPr>
+        <w:t xml:space="preserve"> unless </w:t>
+      </w:r>
+      <w:r>
+        <w:rPr>
+          <w:b/>
+          <w:bCs/>
+          <w:color w:val="1A1A1A"/>
+          <w:sz w:val="21"/>
+          <w:szCs w:val="21"/>
+        </w:rPr>
+        <w:t xml:space="preserve">`-cot-external` is also passed</w:t>
+      </w:r>
+      <w:r>
+        <w:rPr>
+          <w:color w:val="1A1A1A"/>
+          <w:sz w:val="21"/>
+          <w:szCs w:val="21"/>
+        </w:rPr>
+        <w:t xml:space="preserve"> — two flags, not one, to put a socket on a real interface. It is </w:t>
+      </w:r>
+      <w:r>
+        <w:rPr>
+          <w:b/>
+          <w:bCs/>
+          <w:color w:val="1A1A1A"/>
+          <w:sz w:val="21"/>
+          <w:szCs w:val="21"/>
+        </w:rPr>
+        <w:t xml:space="preserve">receive-only</w:t>
+      </w:r>
+      <w:r>
+        <w:rPr>
+          <w:color w:val="1A1A1A"/>
+          <w:sz w:val="21"/>
+          <w:szCs w:val="21"/>
+        </w:rPr>
+        <w:t xml:space="preserve">: it parses, it never replies, and it never originates a packet. The parser is bounded — a datagram over 8,192 bytes is dropped unread. With no listener running, behaviour is bit-identical to the build that had no ingest path at all: seed 42 in fair mode is still 23 against 34, the full sweep across four themes and four roles is clean, and there are zero off-origin requests.</w:t>
+      </w:r>
+    </w:p>
+    <w:p>
+      <w:pPr>
+        <w:spacing w:after="140" w:before="60"/>
+        <w:jc w:val="left"/>
+      </w:pPr>
+      <w:r>
+        <w:rPr>
+          <w:b/>
+          <w:bCs/>
+          <w:color w:val="1A1A1A"/>
+          <w:sz w:val="21"/>
+          <w:szCs w:val="21"/>
+        </w:rPr>
+        <w:t xml:space="preserve">A device emitter ships alongside it.</w:t>
+      </w:r>
+      <w:r>
+        <w:rPr>
+          <w:color w:val="1A1A1A"/>
+          <w:sz w:val="21"/>
+          <w:szCs w:val="21"/>
+        </w:rPr>
+        <w:t xml:space="preserve"> </w:t>
+      </w:r>
+      <w:r>
+        <w:rPr>
+          <w:rFonts w:ascii="Consolas" w:cs="Consolas" w:eastAsia="Consolas" w:hAnsi="Consolas"/>
+          <w:color w:val="1A1A1A"/>
+          <w:sz w:val="19"/>
+          <w:szCs w:val="19"/>
+        </w:rPr>
         <w:t xml:space="preserve">cotsim</w:t>
       </w:r>
       <w:r>
@@ -10376,6 +10393,154 @@
           <w:szCs w:val="21"/>
         </w:rPr>
         <w:t xml:space="preserve">. At DOWN the live readings expire and the tasking layer carries on with the link gone — the behaviour the whole concept rests on, and which until now there was no way to demonstrate, because there was no link to pull.</w:t>
+      </w:r>
+    </w:p>
+    <w:p>
+      <w:pPr>
+        <w:pStyle w:val="Heading2"/>
+        <w:spacing w:after="100" w:before="280"/>
+      </w:pPr>
+      <w:r>
+        <w:rPr>
+          <w:rFonts w:ascii="Calibri" w:cs="Calibri" w:eastAsia="Calibri" w:hAnsi="Calibri"/>
+          <w:b/>
+          <w:bCs/>
+          <w:color w:val="3E5C76"/>
+          <w:sz w:val="23"/>
+          <w:szCs w:val="23"/>
+        </w:rPr>
+        <w:t xml:space="preserve">7.6 Resupply Tracking — a standalone synthetic demonstration</w:t>
+      </w:r>
+    </w:p>
+    <w:p>
+      <w:pPr>
+        <w:spacing w:after="140" w:before="60"/>
+        <w:jc w:val="left"/>
+      </w:pPr>
+      <w:r>
+        <w:rPr>
+          <w:b/>
+          <w:bCs/>
+          <w:color w:val="1A1A1A"/>
+          <w:sz w:val="21"/>
+          <w:szCs w:val="21"/>
+        </w:rPr>
+        <w:t xml:space="preserve">What is built.</w:t>
+      </w:r>
+      <w:r>
+        <w:rPr>
+          <w:color w:val="1A1A1A"/>
+          <w:sz w:val="21"/>
+          <w:szCs w:val="21"/>
+        </w:rPr>
+        <w:t xml:space="preserve"> Resupply Tracking owns immutable synthetic demonstration commitments and its own deterministic clock. It shows nominal phases plus diverted, aborted, lost, deadline-miss, cold-chain-failure and delivered fixtures, with seek, play/pause, a tracker-owned normal/8× playback toggle (</w:t>
+      </w:r>
+      <w:r>
+        <w:rPr>
+          <w:rFonts w:ascii="Consolas" w:cs="Consolas" w:eastAsia="Consolas" w:hAnsi="Consolas"/>
+          <w:color w:val="1A1A1A"/>
+          <w:sz w:val="19"/>
+          <w:szCs w:val="19"/>
+        </w:rPr>
+        <w:t xml:space="preserve">SPEED ×8</w:t>
+      </w:r>
+      <w:r>
+        <w:rPr>
+          <w:color w:val="1A1A1A"/>
+          <w:sz w:val="21"/>
+          <w:szCs w:val="21"/>
+        </w:rPr>
+        <w:t xml:space="preserve"> /</w:t>
+      </w:r>
+    </w:p>
+    <w:p>
+      <w:pPr>
+        <w:spacing w:after="140" w:before="60"/>
+        <w:jc w:val="left"/>
+      </w:pPr>
+      <w:r>
+        <w:rPr>
+          <w:rFonts w:ascii="Consolas" w:cs="Consolas" w:eastAsia="Consolas" w:hAnsi="Consolas"/>
+          <w:color w:val="1A1A1A"/>
+          <w:sz w:val="19"/>
+          <w:szCs w:val="19"/>
+        </w:rPr>
+        <w:t xml:space="preserve">SPEED ×1</w:t>
+      </w:r>
+      <w:r>
+        <w:rPr>
+          <w:color w:val="1A1A1A"/>
+          <w:sz w:val="21"/>
+          <w:szCs w:val="21"/>
+        </w:rPr>
+        <w:t xml:space="preserve">), reroute and exception controls, a synthetic margin-sorted queue, Canvas 2D schematic and an Arm B scheduled-push comparison state. It is not a projection of engine tasking, scenarios, casualties, host playback, run snapshots, fleet history or Arm B ledgers; no model runs on this path. The speed toggle changes only the tracker's deterministic clock, never host playback or engine state.</w:t>
+      </w:r>
+    </w:p>
+    <w:p>
+      <w:pPr>
+        <w:spacing w:after="140" w:before="60"/>
+        <w:jc w:val="left"/>
+      </w:pPr>
+      <w:r>
+        <w:rPr>
+          <w:color w:val="1A1A1A"/>
+          <w:sz w:val="21"/>
+          <w:szCs w:val="21"/>
+        </w:rPr>
+        <w:t xml:space="preserve">All tracker names, times, routes and payloads are synthetic demonstration fixtures and cannot be treated as operational output. The tracker changes no engine state or outcome. Its local schematic adds no external map, dependency, socket or request.</w:t>
+      </w:r>
+    </w:p>
+    <w:p>
+      <w:pPr>
+        <w:spacing w:after="140" w:before="60"/>
+        <w:jc w:val="left"/>
+      </w:pPr>
+      <w:r>
+        <w:rPr>
+          <w:rFonts w:ascii="Consolas" w:cs="Consolas" w:eastAsia="Consolas" w:hAnsi="Consolas"/>
+          <w:color w:val="1A1A1A"/>
+          <w:sz w:val="19"/>
+          <w:szCs w:val="19"/>
+        </w:rPr>
+        <w:t xml:space="preserve">Send to medic's ATAK</w:t>
+      </w:r>
+      <w:r>
+        <w:rPr>
+          <w:color w:val="1A1A1A"/>
+          <w:sz w:val="21"/>
+          <w:szCs w:val="21"/>
+        </w:rPr>
+        <w:t xml:space="preserve"> opens an informational, future-only modal and emits nothing.</w:t>
+      </w:r>
+    </w:p>
+    <w:p>
+      <w:pPr>
+        <w:spacing w:after="140" w:before="60"/>
+        <w:jc w:val="left"/>
+      </w:pPr>
+      <w:r>
+        <w:rPr>
+          <w:b/>
+          <w:bCs/>
+          <w:color w:val="1A1A1A"/>
+          <w:sz w:val="21"/>
+          <w:szCs w:val="21"/>
+        </w:rPr>
+        <w:t xml:space="preserve">No BATDOK-J, ATAK, TAK Server, Marti REST or CoT-emission integration exists; “CoT is ingested, not emitted” remains true.</w:t>
+      </w:r>
+    </w:p>
+    <w:p>
+      <w:pPr>
+        <w:spacing w:after="140" w:before="60"/>
+        <w:jc w:val="left"/>
+      </w:pPr>
+      <w:r>
+        <w:rPr>
+          <w:color w:val="1A1A1A"/>
+          <w:sz w:val="21"/>
+          <w:szCs w:val="21"/>
+        </w:rPr>
+        <w:t xml:space="preserve">Release verification is responsible for checking the standalone controls, exceptional states, Arm B comparison state, responsive layout, keyboard operation, no new requests and the unchanged engine result. This section does not turn those checks into evidence until they have been run and recorded.</w:t>
       </w:r>
     </w:p>
     <w:p>
@@ -11570,7 +11735,49 @@
           <w:sz w:val="21"/>
           <w:szCs w:val="21"/>
         </w:rPr>
-        <w:t xml:space="preserve"> The tactical tier now exists: the application accepts Cursor on Target over UDP and the tasking layer consumes what arrives (§7.5). What remains is validation against real feeds rather than an emitter — a fielded monitor reaching ATAK or BATDOK, pointed at the same port — and then the enterprise tier: fleet state, theatre stock and the cross-joint-operations-area picture from Maven Smart System or the War Data Platform, with the audit chain mirrored to a platform archive. Those two tiers are layers, not alternatives; the tasking decision is made on the tactical one and does not wait for the enterprise one. None of these interfaces are speculative; the data already reaches the commander and nothing currently acts on it.</w:t>
+        <w:t xml:space="preserve"> The tactical tier now exists: the application accepts Cursor on Target over UDP and the tasking layer consumes what arrives (§7.5). What remains is validation against real feeds rather than the synthetic emitter — including the separately identified Sempulse Halo (example), CipherOx CRI M1 (reference), and BATDOK-J as a plausible producer/interface — and then the enterprise tier: fleet state, theatre stock and the cross-joint-operations-area picture from Maven Smart System or the War Data Platform, with the audit chain mirrored to a platform archive. Those two tiers are layers, not alternatives; the tasking decision is made on the tactical one and does not wait for the enterprise one. As §7.5 states, no integration with any real named device has been tested.</w:t>
+      </w:r>
+    </w:p>
+    <w:p>
+      <w:pPr>
+        <w:spacing w:after="140" w:before="60"/>
+        <w:jc w:val="left"/>
+      </w:pPr>
+      <w:r>
+        <w:rPr>
+          <w:b/>
+          <w:bCs/>
+          <w:color w:val="1A1A1A"/>
+          <w:sz w:val="21"/>
+          <w:szCs w:val="21"/>
+        </w:rPr>
+        <w:t xml:space="preserve">3a. Outbound delivery status, future only.</w:t>
+      </w:r>
+      <w:r>
+        <w:rPr>
+          <w:color w:val="1A1A1A"/>
+          <w:sz w:val="21"/>
+          <w:szCs w:val="21"/>
+        </w:rPr>
+        <w:t xml:space="preserve"> A fielded program could serialize the existing assignment, route, estimate and deadline as a CoT delivery event for an ATAK map. That path is </w:t>
+      </w:r>
+      <w:r>
+        <w:rPr>
+          <w:b/>
+          <w:bCs/>
+          <w:color w:val="1A1A1A"/>
+          <w:sz w:val="21"/>
+          <w:szCs w:val="21"/>
+        </w:rPr>
+        <w:t xml:space="preserve">not implemented in this release</w:t>
+      </w:r>
+      <w:r>
+        <w:rPr>
+          <w:color w:val="1A1A1A"/>
+          <w:sz w:val="21"/>
+          <w:szCs w:val="21"/>
+        </w:rPr>
+        <w:t xml:space="preserve">. It would create a new outbound interface and an eighth trust boundary; require deployment-specific validation of TAK Server, multicast or Marti endpoints rather than assuming defaults; and require mutual authentication, authorization, anti-replay and stale-event handling, audit, data minimization and an EMSEC decision. A casualty grid paired with an inbound aircraft is targeting data. TLS can protect a link; it does not conceal the emission pattern. BATDOK-J remains a record-of-care system and is not modified to carry this tactical object.</w:t>
       </w:r>
     </w:p>
     <w:p>
@@ -11618,7 +11825,7 @@
           <w:sz w:val="21"/>
           <w:szCs w:val="21"/>
         </w:rPr>
-        <w:t xml:space="preserve"> The sensitivity result — launch points and responder qualification dominate, and the two compound — is a study that can be run today, in this tool, against real theatre geometry, real basing options and real medic densities. That is the cheapest and highest-value next step in the list, and it requires no new technology at all.</w:t>
+        <w:t xml:space="preserve"> The sensitivity result — launch points and responder qualification/mix dominate, and the two compound — is a study that can be run today, in this tool, against real theatre geometry, real basing options and real qualified-receiver densities. That is the cheapest and highest-value next step in the list, and it requires no new technology at all.</w:t>
       </w:r>
     </w:p>
     <w:p>
